--- a/Etat de l'art/EtatDeL'art/IV.Piste envisagée - Copie.docx
+++ b/Etat de l'art/EtatDeL'art/IV.Piste envisagée - Copie.docx
@@ -218,6 +218,116 @@
           <w:lang w:val="fr-FR"/>
         </w:rPr>
         <w:t>IV.2. Mode de fonctionnement des modèles multimodaux et leurs limites</w:t>
+      </w:r>
+    </w:p>
+    <w:p>
+      <w:pPr>
+        <w:rPr>
+          <w:lang w:val="fr-FR"/>
+        </w:rPr>
+      </w:pPr>
+      <w:r>
+        <w:rPr>
+          <w:lang w:val="fr-FR"/>
+        </w:rPr>
+        <w:t xml:space="preserve">Dans la littérature la synthèse de </w:t>
+      </w:r>
+      <w:sdt>
+        <w:sdtPr>
+          <w:rPr>
+            <w:color w:val="000000"/>
+            <w:lang w:val="fr-FR"/>
+          </w:rPr>
+          <w:tag w:val="MENDELEY_CITATION_v3_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"/>
+          <w:id w:val="1924375997"/>
+          <w:placeholder>
+            <w:docPart w:val="9BE696A8BCA9433FA6D52A470672E2D5"/>
+          </w:placeholder>
+        </w:sdtPr>
+        <w:sdtContent>
+          <w:proofErr w:type="spellStart"/>
+          <w:r>
+            <w:rPr>
+              <w:lang w:val="fr-FR"/>
+            </w:rPr>
+            <w:t>Baltrušaitis</w:t>
+          </w:r>
+          <w:proofErr w:type="spellEnd"/>
+          <w:r>
+            <w:rPr>
+              <w:lang w:val="fr-FR"/>
+            </w:rPr>
+            <w:t xml:space="preserve"> et al. (2017)</w:t>
+          </w:r>
+          <w:r>
+            <w:rPr>
+              <w:lang w:val="fr-FR"/>
+            </w:rPr>
+            <w:t>,</w:t>
+          </w:r>
+        </w:sdtContent>
+      </w:sdt>
+      <w:r>
+        <w:rPr>
+          <w:lang w:val="fr-FR"/>
+        </w:rPr>
+        <w:t xml:space="preserve"> propose une taxonomie qui dépasse l’opposition classique entre fusions précoces et tardives. Elle organise l’apprentissage multimodal autour de cinq défis techniques étroitement liés à la pratique représentation translation alignement fusion et </w:t>
+      </w:r>
+      <w:proofErr w:type="spellStart"/>
+      <w:r>
+        <w:rPr>
+          <w:lang w:val="fr-FR"/>
+        </w:rPr>
+        <w:t>co</w:t>
+      </w:r>
+      <w:proofErr w:type="spellEnd"/>
+      <w:r>
+        <w:rPr>
+          <w:lang w:val="fr-FR"/>
+        </w:rPr>
+        <w:t xml:space="preserve"> </w:t>
+      </w:r>
+      <w:proofErr w:type="spellStart"/>
+      <w:r>
+        <w:rPr>
+          <w:lang w:val="fr-FR"/>
+        </w:rPr>
+        <w:t>learning</w:t>
+      </w:r>
+      <w:proofErr w:type="spellEnd"/>
+      <w:r>
+        <w:rPr>
+          <w:lang w:val="fr-FR"/>
+        </w:rPr>
+        <w:t xml:space="preserve">. Nous adoptons ce cadre pour structurer la suite de la section en nous focalisant sur la représentation et l’alignement la translation et la fusion puis le </w:t>
+      </w:r>
+      <w:proofErr w:type="spellStart"/>
+      <w:r>
+        <w:rPr>
+          <w:lang w:val="fr-FR"/>
+        </w:rPr>
+        <w:t>co</w:t>
+      </w:r>
+      <w:proofErr w:type="spellEnd"/>
+      <w:r>
+        <w:rPr>
+          <w:lang w:val="fr-FR"/>
+        </w:rPr>
+        <w:t xml:space="preserve"> </w:t>
+      </w:r>
+      <w:proofErr w:type="spellStart"/>
+      <w:r>
+        <w:rPr>
+          <w:lang w:val="fr-FR"/>
+        </w:rPr>
+        <w:t>learning</w:t>
+      </w:r>
+      <w:proofErr w:type="spellEnd"/>
+      <w:r>
+        <w:rPr>
+          <w:lang w:val="fr-FR"/>
+        </w:rPr>
+        <w:t xml:space="preserve"> afin de relier concepts et mécanismes directement mobilisables dans nos cas d’usage.</w:t>
       </w:r>
     </w:p>
     <w:p>
@@ -311,7 +421,14 @@
         <w:rPr>
           <w:lang w:val="fr-FR"/>
         </w:rPr>
-        <w:t>la représentation conjointe, qui fusionne toutes les modalités dans un espace commun, et la représentation coordonnée, qui conserve une représentation propre à chaque modalité en imposant des contraintes de similarité ou de corrélation. La première facilite le traitement mais risque de perdre les spécificités de chaque modalité, tandis que la seconde préserve la richesse mais au prix d’une complexité accrue.</w:t>
+        <w:t xml:space="preserve">la représentation conjointe, qui fusionne </w:t>
+      </w:r>
+      <w:r>
+        <w:rPr>
+          <w:lang w:val="fr-FR"/>
+        </w:rPr>
+        <w:lastRenderedPageBreak/>
+        <w:t>toutes les modalités dans un espace commun, et la représentation coordonnée, qui conserve une représentation propre à chaque modalité en imposant des contraintes de similarité ou de corrélation. La première facilite le traitement mais risque de perdre les spécificités de chaque modalité, tandis que la seconde préserve la richesse mais au prix d’une complexité accrue.</w:t>
       </w:r>
     </w:p>
     <w:p>
@@ -368,14 +485,7 @@
         <w:rPr>
           <w:lang w:val="fr-FR"/>
         </w:rPr>
-        <w:t xml:space="preserve">distinguent l’alignement discret, adapté à des </w:t>
-      </w:r>
-      <w:r>
-        <w:rPr>
-          <w:lang w:val="fr-FR"/>
-        </w:rPr>
-        <w:lastRenderedPageBreak/>
-        <w:t xml:space="preserve">données segmentables comme des images ou du texte, et l’alignement continu, utilisé pour des signaux indivisibles audio, vidéo. </w:t>
+        <w:t xml:space="preserve">distinguent l’alignement discret, adapté à des données segmentables comme des images ou du texte, et l’alignement continu, utilisé pour des signaux indivisibles audio, vidéo. </w:t>
       </w:r>
     </w:p>
     <w:p>
@@ -908,58 +1018,51 @@
         <w:rPr>
           <w:lang w:val="fr-FR"/>
         </w:rPr>
+        <w:lastRenderedPageBreak/>
         <w:t xml:space="preserve">4.3 Application des </w:t>
       </w:r>
-      <w:proofErr w:type="spellStart"/>
-      <w:r>
-        <w:rPr>
-          <w:lang w:val="fr-FR"/>
-        </w:rPr>
-        <w:t>modéles</w:t>
-      </w:r>
-      <w:proofErr w:type="spellEnd"/>
+      <w:r>
+        <w:rPr>
+          <w:lang w:val="fr-FR"/>
+        </w:rPr>
+        <w:t>modèles</w:t>
+      </w:r>
+      <w:r>
+        <w:rPr>
+          <w:lang w:val="fr-FR"/>
+        </w:rPr>
+        <w:t xml:space="preserve"> multimod</w:t>
+      </w:r>
+      <w:r>
+        <w:rPr>
+          <w:lang w:val="fr-FR"/>
+        </w:rPr>
+        <w:t>aux</w:t>
+      </w:r>
       <w:r>
         <w:rPr>
           <w:lang w:val="fr-FR"/>
         </w:rPr>
         <w:t xml:space="preserve"> </w:t>
       </w:r>
-      <w:proofErr w:type="spellStart"/>
-      <w:r>
-        <w:rPr>
-          <w:lang w:val="fr-FR"/>
-        </w:rPr>
-        <w:t>multimod</w:t>
-      </w:r>
-      <w:proofErr w:type="spellEnd"/>
-      <w:r>
-        <w:rPr>
-          <w:lang w:val="fr-FR"/>
-        </w:rPr>
-        <w:t xml:space="preserve"> </w:t>
-      </w:r>
-      <w:proofErr w:type="gramStart"/>
-      <w:r>
-        <w:rPr>
-          <w:lang w:val="fr-FR"/>
-        </w:rPr>
-        <w:t>au  cas</w:t>
-      </w:r>
-      <w:proofErr w:type="gramEnd"/>
+      <w:r>
+        <w:rPr>
+          <w:lang w:val="fr-FR"/>
+        </w:rPr>
+        <w:t>au cas</w:t>
+      </w:r>
       <w:r>
         <w:rPr>
           <w:lang w:val="fr-FR"/>
         </w:rPr>
         <w:t xml:space="preserve"> de la valorisation de plans de </w:t>
       </w:r>
-      <w:proofErr w:type="spellStart"/>
-      <w:r>
-        <w:rPr>
-          <w:lang w:val="fr-FR"/>
-        </w:rPr>
-        <w:t>contruction</w:t>
-      </w:r>
-      <w:proofErr w:type="spellEnd"/>
+      <w:r>
+        <w:rPr>
+          <w:lang w:val="fr-FR"/>
+        </w:rPr>
+        <w:t>construction</w:t>
+      </w:r>
       <w:r>
         <w:rPr>
           <w:lang w:val="fr-FR"/>
@@ -969,116 +1072,86 @@
     </w:p>
     <w:p>
       <w:pPr>
-        <w:ind w:firstLine="708"/>
-        <w:rPr>
-          <w:lang w:val="fr-FR"/>
-        </w:rPr>
-      </w:pPr>
-      <w:r>
-        <w:rPr>
-          <w:lang w:val="fr-FR"/>
-        </w:rPr>
-        <w:t xml:space="preserve">- </w:t>
-      </w:r>
-      <w:r>
-        <w:rPr>
-          <w:lang w:val="fr-FR"/>
-        </w:rPr>
-        <w:t xml:space="preserve">parler des possible </w:t>
-      </w:r>
-      <w:proofErr w:type="spellStart"/>
-      <w:r>
-        <w:rPr>
-          <w:lang w:val="fr-FR"/>
-        </w:rPr>
-        <w:t>scénariaux</w:t>
-      </w:r>
-      <w:proofErr w:type="spellEnd"/>
+        <w:rPr>
+          <w:lang w:val="fr-FR"/>
+        </w:rPr>
+      </w:pPr>
+      <w:r>
+        <w:rPr>
+          <w:lang w:val="fr-FR"/>
+        </w:rPr>
+        <w:t>L’enjeu principal est de tirer parti de la diversité des sources disponibles, plans 2D, modèles 3D et BIM, nuages de points issus de la numérisation, photos de terrain, ainsi que cahiers des charges, bordereaux et notes techniques, pour produire une information exploitable, traçable et actionnable qu’elle soit quantitative, de contrôle de conformité ou de suivi d’avancement. La multimodalité apporte ici un cadre cohérent, elle permet d’aligner des indices visuels, textuels et spatiaux puis de les fusionner afin de réduire les ambiguïtés propres à chaque modalité prise isolément et de renforcer la robustesse face à la variabilité des documents liée à la qualité de scan, aux styles de dessin et aux conventions hétérogènes.</w:t>
+      </w:r>
     </w:p>
     <w:p>
       <w:pPr>
         <w:rPr>
-          <w:lang w:val="fr-FR"/>
-        </w:rPr>
-      </w:pPr>
+          <w:b/>
+          <w:bCs/>
+          <w:lang w:val="fr-FR" w:eastAsia="es-AR"/>
+        </w:rPr>
+      </w:pPr>
+      <w:r>
+        <w:rPr>
+          <w:lang w:val="fr-FR"/>
+        </w:rPr>
+        <w:t>Voici 3 scénarios possiblement exploitables.</w:t>
+      </w:r>
+      <w:r>
+        <w:rPr>
+          <w:b/>
+          <w:bCs/>
+          <w:lang w:val="fr-FR" w:eastAsia="es-AR"/>
+        </w:rPr>
+        <w:t xml:space="preserve"> </w:t>
+      </w:r>
     </w:p>
     <w:p>
       <w:pPr>
-        <w:pStyle w:val="Titre1"/>
-        <w:rPr>
-          <w:lang w:val="fr-FR"/>
-        </w:rPr>
-      </w:pPr>
-      <w:r>
-        <w:rPr>
-          <w:lang w:val="fr-FR"/>
-        </w:rPr>
-        <w:lastRenderedPageBreak/>
-        <w:t>IV</w:t>
-      </w:r>
-      <w:r>
-        <w:rPr>
-          <w:lang w:val="fr-FR"/>
-        </w:rPr>
-        <w:t>. Apports des modèles multimodaux</w:t>
-      </w:r>
+        <w:rPr>
+          <w:b/>
+          <w:bCs/>
+          <w:lang w:val="fr-FR" w:eastAsia="es-AR"/>
+        </w:rPr>
+      </w:pPr>
     </w:p>
     <w:p>
       <w:pPr>
-        <w:rPr>
-          <w:lang w:val="fr-FR"/>
-        </w:rPr>
-      </w:pPr>
-      <w:r>
-        <w:rPr>
-          <w:lang w:val="fr-FR"/>
-        </w:rPr>
-        <w:t>Le principe de la multimodalité repose sur l’idée qu’un modèle d’intelligence artificielle peut améliorer ses performances lorsqu’il accède à plusieurs types d’informations complémentaires. Cette logique s’inspire directement du fonctionnement humain qui, pour analyser son environnement, mobilise simultanément plusieurs sens, croisant la vue, l’ouïe ou le toucher pour renforcer sa perception et sa compréhension. Dans le domaine médical, par exemple, l’analyse d’images d’IRM peut être enrichie par l’ajout de données cliniques et de résultats de laboratoire afin d’obtenir un diagnostic plus fiable.</w:t>
+        <w:jc w:val="left"/>
+        <w:rPr>
+          <w:rStyle w:val="Titre3Car"/>
+          <w:lang w:val="fr-FR"/>
+        </w:rPr>
+      </w:pPr>
+      <w:r>
+        <w:rPr>
+          <w:rStyle w:val="Titre3Car"/>
+          <w:lang w:val="fr-FR"/>
+        </w:rPr>
+        <w:t xml:space="preserve">4.3.1 </w:t>
+      </w:r>
+      <w:r>
+        <w:rPr>
+          <w:rStyle w:val="Titre3Car"/>
+          <w:lang w:val="fr-FR"/>
+        </w:rPr>
+        <w:t>Renforcer un pipeline 2D existant par le texte</w:t>
       </w:r>
     </w:p>
     <w:p>
       <w:pPr>
         <w:rPr>
-          <w:lang w:val="fr-FR"/>
-        </w:rPr>
-      </w:pPr>
-      <w:r>
-        <w:rPr>
-          <w:lang w:val="fr-FR"/>
-        </w:rPr>
-        <w:t xml:space="preserve">Selon </w:t>
-      </w:r>
-      <w:sdt>
-        <w:sdtPr>
-          <w:rPr>
-            <w:color w:val="000000"/>
-            <w:lang w:val="fr-FR"/>
-          </w:rPr>
-          <w:tag w:val="MENDELEY_CITATION_v3_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"/>
-          <w:id w:val="365802375"/>
-          <w:placeholder>
-            <w:docPart w:val="C10AE5FBA0C94DA2963E2A94A2B11D58"/>
-          </w:placeholder>
-        </w:sdtPr>
-        <w:sdtContent>
-          <w:proofErr w:type="spellStart"/>
-          <w:r>
-            <w:rPr>
-              <w:color w:val="000000"/>
-              <w:lang w:val="fr-FR"/>
-            </w:rPr>
-            <w:t>Baltrušaitis</w:t>
-          </w:r>
-          <w:proofErr w:type="spellEnd"/>
-          <w:r>
-            <w:rPr>
-              <w:color w:val="000000"/>
-              <w:lang w:val="fr-FR"/>
-            </w:rPr>
-            <w:t xml:space="preserve"> et al. (2017)</w:t>
-          </w:r>
-        </w:sdtContent>
-      </w:sdt>
+          <w:b/>
+          <w:bCs/>
+          <w:lang w:val="fr-FR" w:eastAsia="es-AR"/>
+        </w:rPr>
+      </w:pPr>
+      <w:r>
+        <w:rPr>
+          <w:lang w:val="fr-FR"/>
+        </w:rPr>
+        <w:t>La première idée serait de renforcer un modèle unimodal qui fonctionne déjà à l’aide de nouvelles modalités et ainsi le faire évoluer vers un modèle multimodal pour avoir de nouvelles fonctionnalités ou renforcer le modèle existant. Dans le cadre des plans raster 2D, l’objectif est de consolider ce modèle avec des données issues d’autres modalités, notamment des textes. Il serait possible d’associer au plan 2D</w:t>
+      </w:r>
       <w:r>
         <w:rPr>
           <w:lang w:val="fr-FR"/>
@@ -1089,206 +1162,353 @@
         <w:rPr>
           <w:lang w:val="fr-FR"/>
         </w:rPr>
-        <w:t>l’architecture des modèles d’IA multimodaux se structure autour de cinq grands défis</w:t>
-      </w:r>
-      <w:r>
-        <w:rPr>
-          <w:lang w:val="fr-FR"/>
-        </w:rPr>
-        <w:t xml:space="preserve">, </w:t>
-      </w:r>
-      <w:r>
-        <w:rPr>
-          <w:lang w:val="fr-FR"/>
-        </w:rPr>
-        <w:t xml:space="preserve">la représentation, l’alignement, la translation, la fusion et le </w:t>
-      </w:r>
-      <w:proofErr w:type="spellStart"/>
-      <w:r>
-        <w:rPr>
-          <w:lang w:val="fr-FR"/>
-        </w:rPr>
-        <w:t>co-learning</w:t>
-      </w:r>
-      <w:proofErr w:type="spellEnd"/>
-      <w:r>
-        <w:rPr>
-          <w:lang w:val="fr-FR"/>
-        </w:rPr>
-        <w:t>.</w:t>
+        <w:t xml:space="preserve"> un cahier des charges et un bordereau afin d’extraire les informations de matériaux et leurs coûts en vue de réaliser le métré. Cela ouvre de nouvelles possibilités, on pourrait donc aller plus loin, ne plus seulement calculer des surfaces automatiquement mais aussi obtenir un métré final.</w:t>
       </w:r>
     </w:p>
     <w:p>
       <w:pPr>
         <w:rPr>
-          <w:lang w:val="fr-FR"/>
-        </w:rPr>
-      </w:pPr>
+          <w:lang w:val="fr-FR" w:eastAsia="es-AR"/>
+        </w:rPr>
+      </w:pPr>
+      <w:r>
+        <w:rPr>
+          <w:rStyle w:val="Titre3Car"/>
+          <w:lang w:val="fr-FR"/>
+        </w:rPr>
+        <w:t>4.3.</w:t>
+      </w:r>
+      <w:r>
+        <w:rPr>
+          <w:rStyle w:val="Titre3Car"/>
+          <w:lang w:val="fr-FR"/>
+        </w:rPr>
+        <w:t xml:space="preserve">2 </w:t>
+      </w:r>
+      <w:r>
+        <w:rPr>
+          <w:rStyle w:val="Titre3Car"/>
+          <w:lang w:val="fr-FR"/>
+        </w:rPr>
+        <w:t xml:space="preserve">Traiter le plan 2D comme un document intrinsèquement multimodal </w:t>
+      </w:r>
     </w:p>
     <w:p>
       <w:pPr>
         <w:rPr>
-          <w:lang w:val="fr-FR"/>
-        </w:rPr>
-      </w:pPr>
+          <w:lang w:val="fr-FR" w:eastAsia="es-AR"/>
+        </w:rPr>
+      </w:pPr>
+      <w:r>
+        <w:rPr>
+          <w:lang w:val="fr-FR" w:eastAsia="es-AR"/>
+        </w:rPr>
+        <w:t>Au-delà d</w:t>
+      </w:r>
+      <w:r>
+        <w:rPr>
+          <w:lang w:val="fr-FR" w:eastAsia="es-AR"/>
+        </w:rPr>
+        <w:t xml:space="preserve">e </w:t>
+      </w:r>
+      <w:r>
+        <w:rPr>
+          <w:lang w:val="fr-FR" w:eastAsia="es-AR"/>
+        </w:rPr>
+        <w:t>renfo</w:t>
+      </w:r>
+      <w:r>
+        <w:rPr>
+          <w:lang w:val="fr-FR" w:eastAsia="es-AR"/>
+        </w:rPr>
+        <w:t>rcer</w:t>
+      </w:r>
+      <w:r>
+        <w:rPr>
+          <w:lang w:val="fr-FR" w:eastAsia="es-AR"/>
+        </w:rPr>
+        <w:t xml:space="preserve"> un pipeline existant,</w:t>
+      </w:r>
+      <w:r>
+        <w:rPr>
+          <w:lang w:val="fr-FR" w:eastAsia="es-AR"/>
+        </w:rPr>
+        <w:t xml:space="preserve"> </w:t>
+      </w:r>
+      <w:r>
+        <w:rPr>
+          <w:lang w:val="fr-FR" w:eastAsia="es-AR"/>
+        </w:rPr>
+        <w:t xml:space="preserve">on peut considérer le plan </w:t>
+      </w:r>
+      <w:r>
+        <w:rPr>
+          <w:lang w:val="fr-FR" w:eastAsia="es-AR"/>
+        </w:rPr>
+        <w:t xml:space="preserve">raster </w:t>
+      </w:r>
+      <w:r>
+        <w:rPr>
+          <w:lang w:val="fr-FR" w:eastAsia="es-AR"/>
+        </w:rPr>
+        <w:t xml:space="preserve">comme un </w:t>
+      </w:r>
+      <w:r>
+        <w:rPr>
+          <w:lang w:val="fr-FR" w:eastAsia="es-AR"/>
+        </w:rPr>
+        <w:t xml:space="preserve">document </w:t>
+      </w:r>
+      <w:r>
+        <w:rPr>
+          <w:lang w:val="fr-FR" w:eastAsia="es-AR"/>
+        </w:rPr>
+        <w:t>multimodal</w:t>
+      </w:r>
+      <w:r>
+        <w:rPr>
+          <w:lang w:val="fr-FR" w:eastAsia="es-AR"/>
+        </w:rPr>
+        <w:t>,</w:t>
+      </w:r>
+      <w:r>
+        <w:rPr>
+          <w:lang w:val="fr-FR" w:eastAsia="es-AR"/>
+        </w:rPr>
+        <w:t xml:space="preserve"> </w:t>
+      </w:r>
+      <w:r>
+        <w:rPr>
+          <w:lang w:val="fr-FR" w:eastAsia="es-AR"/>
+        </w:rPr>
+        <w:t xml:space="preserve">en effet un plan </w:t>
+      </w:r>
+      <w:r>
+        <w:rPr>
+          <w:lang w:val="fr-FR" w:eastAsia="es-AR"/>
+        </w:rPr>
+        <w:t xml:space="preserve">raster </w:t>
+      </w:r>
+      <w:r>
+        <w:rPr>
+          <w:lang w:val="fr-FR" w:eastAsia="es-AR"/>
+        </w:rPr>
+        <w:t xml:space="preserve">est </w:t>
+      </w:r>
+      <w:r>
+        <w:rPr>
+          <w:lang w:val="fr-FR" w:eastAsia="es-AR"/>
+        </w:rPr>
+        <w:t>composé de plusieurs type d’information. On y retrouve les traits de construction mais aussi des textes de toutes sortes</w:t>
+      </w:r>
+      <w:r>
+        <w:rPr>
+          <w:lang w:val="fr-FR" w:eastAsia="es-AR"/>
+        </w:rPr>
+        <w:t xml:space="preserve">, </w:t>
+      </w:r>
+      <w:r>
+        <w:rPr>
+          <w:lang w:val="fr-FR" w:eastAsia="es-AR"/>
+        </w:rPr>
+        <w:t xml:space="preserve">des cartouches, des côtes, ou encore </w:t>
+      </w:r>
+      <w:r>
+        <w:rPr>
+          <w:lang w:val="fr-FR" w:eastAsia="es-AR"/>
+        </w:rPr>
+        <w:t xml:space="preserve">les </w:t>
+      </w:r>
+      <w:r>
+        <w:rPr>
+          <w:lang w:val="fr-FR" w:eastAsia="es-AR"/>
+        </w:rPr>
+        <w:t>types de pièces</w:t>
+      </w:r>
+      <w:r>
+        <w:rPr>
+          <w:lang w:val="fr-FR" w:eastAsia="es-AR"/>
+        </w:rPr>
+        <w:t xml:space="preserve"> d’une maison</w:t>
+      </w:r>
+      <w:r>
+        <w:rPr>
+          <w:lang w:val="fr-FR" w:eastAsia="es-AR"/>
+        </w:rPr>
+        <w:t>. Il pourrait</w:t>
+      </w:r>
+      <w:r>
+        <w:rPr>
+          <w:lang w:val="fr-FR" w:eastAsia="es-AR"/>
+        </w:rPr>
+        <w:t xml:space="preserve"> </w:t>
+      </w:r>
+      <w:r>
+        <w:rPr>
+          <w:lang w:val="fr-FR" w:eastAsia="es-AR"/>
+        </w:rPr>
+        <w:t xml:space="preserve">être intéressant d’en extraire ses informations et de </w:t>
+      </w:r>
+      <w:r>
+        <w:rPr>
+          <w:lang w:val="fr-FR" w:eastAsia="es-AR"/>
+        </w:rPr>
+        <w:t xml:space="preserve">les </w:t>
+      </w:r>
+      <w:r>
+        <w:rPr>
+          <w:lang w:val="fr-FR" w:eastAsia="es-AR"/>
+        </w:rPr>
+        <w:t>traités de manières multimodales.</w:t>
+      </w:r>
+      <w:r>
+        <w:rPr>
+          <w:lang w:val="fr-FR" w:eastAsia="es-AR"/>
+        </w:rPr>
+        <w:t xml:space="preserve"> </w:t>
+      </w:r>
+      <w:r>
+        <w:rPr>
+          <w:lang w:val="fr-FR" w:eastAsia="es-AR"/>
+        </w:rPr>
+        <w:t>Le but étant d’</w:t>
+      </w:r>
+      <w:r>
+        <w:rPr>
+          <w:lang w:val="fr-FR" w:eastAsia="es-AR"/>
+        </w:rPr>
+        <w:t xml:space="preserve">augmenter </w:t>
+      </w:r>
+      <w:r>
+        <w:rPr>
+          <w:lang w:val="fr-FR" w:eastAsia="es-AR"/>
+        </w:rPr>
+        <w:t xml:space="preserve">les performances d’un </w:t>
+      </w:r>
+      <w:r>
+        <w:rPr>
+          <w:lang w:val="fr-FR" w:eastAsia="es-AR"/>
+        </w:rPr>
+        <w:t>model ou</w:t>
+      </w:r>
+      <w:r>
+        <w:rPr>
+          <w:lang w:val="fr-FR" w:eastAsia="es-AR"/>
+        </w:rPr>
+        <w:t xml:space="preserve"> d’en </w:t>
+      </w:r>
+      <w:r>
+        <w:rPr>
+          <w:lang w:val="fr-FR" w:eastAsia="es-AR"/>
+        </w:rPr>
+        <w:t xml:space="preserve">réduire les contraintes. </w:t>
+      </w:r>
     </w:p>
     <w:p>
       <w:pPr>
-        <w:pStyle w:val="Titre2"/>
-        <w:rPr>
-          <w:lang w:val="fr-FR"/>
-        </w:rPr>
-      </w:pPr>
-      <w:r>
-        <w:rPr>
-          <w:lang w:val="fr-FR"/>
-        </w:rPr>
-        <w:t>3.1 La représentation et l’alignement</w:t>
+        <w:pStyle w:val="Titre3"/>
+        <w:rPr>
+          <w:lang w:val="fr-FR" w:eastAsia="es-AR"/>
+        </w:rPr>
+      </w:pPr>
+      <w:r>
+        <w:rPr>
+          <w:lang w:val="fr-FR" w:eastAsia="es-AR"/>
+        </w:rPr>
+        <w:t xml:space="preserve">4.3.3 A réfléchir </w:t>
       </w:r>
     </w:p>
     <w:p>
       <w:pPr>
         <w:rPr>
-          <w:lang w:val="fr-FR"/>
-        </w:rPr>
-      </w:pPr>
-      <w:r>
-        <w:rPr>
-          <w:lang w:val="fr-FR"/>
-        </w:rPr>
-        <w:t xml:space="preserve">La représentation consiste à encoder chaque </w:t>
-      </w:r>
-      <w:r>
-        <w:rPr>
-          <w:lang w:val="fr-FR"/>
-        </w:rPr>
-        <w:t xml:space="preserve">modalité </w:t>
-      </w:r>
-      <w:r>
-        <w:rPr>
-          <w:lang w:val="fr-FR"/>
-        </w:rPr>
-        <w:t xml:space="preserve">dans un espace numérique exploitable. D’après </w:t>
-      </w:r>
-      <w:sdt>
-        <w:sdtPr>
-          <w:rPr>
-            <w:color w:val="000000"/>
-            <w:lang w:val="fr-FR"/>
-          </w:rPr>
-          <w:tag w:val="MENDELEY_CITATION_v3_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"/>
-          <w:id w:val="-441371991"/>
-          <w:placeholder>
-            <w:docPart w:val="C10AE5FBA0C94DA2963E2A94A2B11D58"/>
-          </w:placeholder>
-        </w:sdtPr>
-        <w:sdtContent>
-          <w:proofErr w:type="spellStart"/>
-          <w:r>
-            <w:rPr>
-              <w:color w:val="000000"/>
-              <w:lang w:val="fr-FR"/>
-            </w:rPr>
-            <w:t>Jiao</w:t>
-          </w:r>
-          <w:proofErr w:type="spellEnd"/>
-          <w:r>
-            <w:rPr>
-              <w:color w:val="000000"/>
-              <w:lang w:val="fr-FR"/>
-            </w:rPr>
-            <w:t xml:space="preserve"> et al. (2024),</w:t>
-          </w:r>
-        </w:sdtContent>
-      </w:sdt>
-      <w:r>
-        <w:rPr>
-          <w:lang w:val="fr-FR"/>
-        </w:rPr>
-        <w:t>deux approches dominent</w:t>
-      </w:r>
-      <w:r>
-        <w:rPr>
-          <w:lang w:val="fr-FR"/>
-        </w:rPr>
-        <w:t xml:space="preserve">, </w:t>
-      </w:r>
-      <w:r>
-        <w:rPr>
-          <w:lang w:val="fr-FR"/>
-        </w:rPr>
-        <w:t>la représentation conjointe, qui fusionne toutes les modalités dans un espace commun, et la représentation coordonnée, qui conserve une représentation propre à chaque modalité en imposant des contraintes de similarité ou de corrélation. La première facilite le traitement mais risque de perdre les spécificités de chaque modalité, tandis que la seconde préserve la richesse mais au prix d’une complexité accrue.</w:t>
+          <w:lang w:val="fr-FR" w:eastAsia="es-AR"/>
+        </w:rPr>
+      </w:pPr>
+      <w:r>
+        <w:rPr>
+          <w:lang w:val="fr-FR" w:eastAsia="es-AR"/>
+        </w:rPr>
+        <w:t xml:space="preserve">Si je </w:t>
+      </w:r>
+      <w:proofErr w:type="gramStart"/>
+      <w:r>
+        <w:rPr>
+          <w:lang w:val="fr-FR" w:eastAsia="es-AR"/>
+        </w:rPr>
+        <w:t>trouves</w:t>
+      </w:r>
+      <w:proofErr w:type="gramEnd"/>
+      <w:r>
+        <w:rPr>
+          <w:lang w:val="fr-FR" w:eastAsia="es-AR"/>
+        </w:rPr>
+        <w:t xml:space="preserve"> d’autres idées </w:t>
       </w:r>
     </w:p>
     <w:p>
       <w:pPr>
-        <w:rPr>
-          <w:lang w:val="fr-FR"/>
-        </w:rPr>
-      </w:pPr>
-      <w:r>
-        <w:rPr>
-          <w:lang w:val="fr-FR"/>
-        </w:rPr>
-        <w:t xml:space="preserve">L’alignement, pour sa part, vise à mettre en correspondance des éléments issus de modalités différentes. Par exemple, dans la vision et le langage, il peut s’agir d’associer une région d’image à un mot ou une phrase. </w:t>
-      </w:r>
-      <w:sdt>
-        <w:sdtPr>
-          <w:rPr>
-            <w:color w:val="000000"/>
-            <w:lang w:val="fr-FR"/>
-          </w:rPr>
-          <w:tag w:val="MENDELEY_CITATION_v3_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"/>
-          <w:id w:val="-2023627341"/>
-          <w:placeholder>
-            <w:docPart w:val="C10AE5FBA0C94DA2963E2A94A2B11D58"/>
-          </w:placeholder>
-        </w:sdtPr>
-        <w:sdtContent>
-          <w:proofErr w:type="spellStart"/>
-          <w:r>
-            <w:rPr>
-              <w:color w:val="000000"/>
-              <w:lang w:val="fr-FR"/>
-            </w:rPr>
-            <w:t>Jiao</w:t>
-          </w:r>
-          <w:proofErr w:type="spellEnd"/>
-          <w:r>
-            <w:rPr>
-              <w:color w:val="000000"/>
-              <w:lang w:val="fr-FR"/>
-            </w:rPr>
-            <w:t xml:space="preserve"> et al. (2024)</w:t>
-          </w:r>
-        </w:sdtContent>
-      </w:sdt>
-      <w:r>
-        <w:rPr>
-          <w:color w:val="000000"/>
-          <w:lang w:val="fr-FR"/>
-        </w:rPr>
-        <w:t xml:space="preserve"> </w:t>
-      </w:r>
-      <w:r>
-        <w:rPr>
-          <w:lang w:val="fr-FR"/>
-        </w:rPr>
-        <w:t xml:space="preserve">distinguent l’alignement discret, adapté à des données segmentables comme des images ou du texte, et l’alignement continu, utilisé pour des signaux indivisibles audio, vidéo. </w:t>
+        <w:pStyle w:val="Titre3"/>
+        <w:rPr>
+          <w:highlight w:val="yellow"/>
+          <w:lang w:val="fr-FR"/>
+        </w:rPr>
+      </w:pPr>
+      <w:r>
+        <w:rPr>
+          <w:highlight w:val="yellow"/>
+          <w:lang w:val="fr-FR"/>
+        </w:rPr>
+        <w:t>4.3.3 Fusion 3D avec photos et nuages de points</w:t>
       </w:r>
     </w:p>
     <w:p>
       <w:pPr>
-        <w:pStyle w:val="Titre2"/>
-        <w:rPr>
-          <w:lang w:val="fr-FR"/>
-        </w:rPr>
-      </w:pPr>
-      <w:r>
-        <w:rPr>
-          <w:lang w:val="fr-FR"/>
-        </w:rPr>
-        <w:t>3.2 La translation et la fusion</w:t>
+        <w:rPr>
+          <w:highlight w:val="yellow"/>
+          <w:lang w:val="fr-FR"/>
+        </w:rPr>
+      </w:pPr>
+      <w:r>
+        <w:rPr>
+          <w:highlight w:val="yellow"/>
+          <w:lang w:val="fr-FR"/>
+        </w:rPr>
+        <w:t>Dans le suivi d’avancement de chantier on réalise des captures régulières pour documenter l’état réel</w:t>
+      </w:r>
+      <w:r>
+        <w:rPr>
+          <w:highlight w:val="yellow"/>
+          <w:lang w:val="fr-FR"/>
+        </w:rPr>
+        <w:t xml:space="preserve"> du chantier</w:t>
+      </w:r>
+      <w:r>
+        <w:rPr>
+          <w:highlight w:val="yellow"/>
+          <w:lang w:val="fr-FR"/>
+        </w:rPr>
+        <w:t xml:space="preserve">. Des scanners produisent des nuages de points. Ces observations sont confrontées aux plans ou à un modèle de référence afin d’estimer le réalisé, repérer les écarts et conserver une preuve visuelle </w:t>
+      </w:r>
+      <w:r>
+        <w:rPr>
+          <w:highlight w:val="yellow"/>
+          <w:lang w:val="fr-FR"/>
+        </w:rPr>
+        <w:t>d’avancement</w:t>
+      </w:r>
+      <w:r>
+        <w:rPr>
+          <w:highlight w:val="yellow"/>
+          <w:lang w:val="fr-FR"/>
+        </w:rPr>
+        <w:t>.</w:t>
+      </w:r>
+      <w:r>
+        <w:rPr>
+          <w:highlight w:val="yellow"/>
+          <w:lang w:val="fr-FR"/>
+        </w:rPr>
+        <w:t xml:space="preserve"> </w:t>
       </w:r>
     </w:p>
     <w:p>
@@ -1299,64 +1519,191 @@
       </w:pPr>
       <w:r>
         <w:rPr>
-          <w:lang w:val="fr-FR"/>
-        </w:rPr>
-        <w:t>La translation correspond à la capacité d’un modèle à convertir une modalité en une autre. Des travaux récents montrent l’intérêt des approches encodeur</w:t>
-      </w:r>
-      <w:r>
-        <w:rPr>
+          <w:highlight w:val="yellow"/>
+          <w:lang w:val="fr-FR"/>
+        </w:rPr>
+        <w:t xml:space="preserve">L’approche consiste à exploiter ensemble le nuage de points, </w:t>
+      </w:r>
+      <w:r>
+        <w:rPr>
+          <w:highlight w:val="yellow"/>
+          <w:lang w:val="fr-FR"/>
+        </w:rPr>
+        <w:t>et d’y ajouter des</w:t>
+      </w:r>
+      <w:r>
+        <w:rPr>
+          <w:highlight w:val="yellow"/>
+          <w:lang w:val="fr-FR"/>
+        </w:rPr>
+        <w:t xml:space="preserve"> photos de terrain afin de passer du relevé brut à un modèle enrichi et vérifiable. Le nuage apporte la géométrie et la position des objets.</w:t>
+      </w:r>
+      <w:r>
+        <w:rPr>
+          <w:highlight w:val="yellow"/>
           <w:lang w:val="fr-FR"/>
         </w:rPr>
         <w:t xml:space="preserve"> </w:t>
       </w:r>
-      <w:r>
-        <w:rPr>
-          <w:lang w:val="fr-FR"/>
-        </w:rPr>
-        <w:t xml:space="preserve">décodeur et des réseaux antagonistes génératifs (GAN) pour générer du texte à partir d’images ou pour combler une modalité </w:t>
-      </w:r>
       <w:proofErr w:type="spellStart"/>
       <w:r>
         <w:rPr>
-          <w:lang w:val="fr-FR"/>
-        </w:rPr>
-        <w:t>manquante</w:t>
-      </w:r>
-      <w:sdt>
-        <w:sdtPr>
-          <w:rPr>
-            <w:color w:val="000000"/>
-            <w:lang w:val="fr-FR"/>
-          </w:rPr>
-          <w:tag w:val="MENDELEY_CITATION_v3_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"/>
-          <w:id w:val="-1363203880"/>
-          <w:placeholder>
-            <w:docPart w:val="C10AE5FBA0C94DA2963E2A94A2B11D58"/>
-          </w:placeholder>
-        </w:sdtPr>
-        <w:sdtContent>
-          <w:r>
-            <w:rPr>
-              <w:color w:val="000000"/>
-              <w:lang w:val="fr-FR"/>
-            </w:rPr>
-            <w:t>Jiao</w:t>
-          </w:r>
-          <w:proofErr w:type="spellEnd"/>
-          <w:r>
-            <w:rPr>
-              <w:color w:val="000000"/>
-              <w:lang w:val="fr-FR"/>
-            </w:rPr>
-            <w:t xml:space="preserve"> et al., p. (2024, p. 14)</w:t>
-          </w:r>
-        </w:sdtContent>
-      </w:sdt>
-      <w:r>
-        <w:rPr>
-          <w:lang w:val="fr-FR"/>
-        </w:rPr>
-        <w:t>.</w:t>
+          <w:highlight w:val="yellow"/>
+          <w:lang w:val="fr-FR"/>
+        </w:rPr>
+        <w:t>Enrichire</w:t>
+      </w:r>
+      <w:proofErr w:type="spellEnd"/>
+      <w:r>
+        <w:rPr>
+          <w:highlight w:val="yellow"/>
+          <w:lang w:val="fr-FR"/>
+        </w:rPr>
+        <w:t xml:space="preserve"> le models avec des </w:t>
+      </w:r>
+      <w:proofErr w:type="gramStart"/>
+      <w:r>
+        <w:rPr>
+          <w:highlight w:val="yellow"/>
+          <w:lang w:val="fr-FR"/>
+        </w:rPr>
+        <w:t>photo  serais</w:t>
+      </w:r>
+      <w:proofErr w:type="gramEnd"/>
+      <w:r>
+        <w:rPr>
+          <w:highlight w:val="yellow"/>
+          <w:lang w:val="fr-FR"/>
+        </w:rPr>
+        <w:t xml:space="preserve"> selon une </w:t>
+      </w:r>
+      <w:proofErr w:type="gramStart"/>
+      <w:r>
+        <w:rPr>
+          <w:highlight w:val="yellow"/>
+          <w:lang w:val="fr-FR"/>
+        </w:rPr>
+        <w:t>vrai  valeurs</w:t>
+      </w:r>
+      <w:proofErr w:type="gramEnd"/>
+      <w:r>
+        <w:rPr>
+          <w:highlight w:val="yellow"/>
+          <w:lang w:val="fr-FR"/>
+        </w:rPr>
+        <w:t xml:space="preserve"> </w:t>
+      </w:r>
+      <w:r>
+        <w:rPr>
+          <w:highlight w:val="yellow"/>
+          <w:lang w:val="fr-FR"/>
+        </w:rPr>
+        <w:lastRenderedPageBreak/>
+        <w:t xml:space="preserve">ajouter ce qui </w:t>
+      </w:r>
+      <w:proofErr w:type="spellStart"/>
+      <w:r>
+        <w:rPr>
+          <w:highlight w:val="yellow"/>
+          <w:lang w:val="fr-FR"/>
+        </w:rPr>
+        <w:t>pemetrait</w:t>
+      </w:r>
+      <w:proofErr w:type="spellEnd"/>
+      <w:r>
+        <w:rPr>
+          <w:highlight w:val="yellow"/>
+          <w:lang w:val="fr-FR"/>
+        </w:rPr>
+        <w:t xml:space="preserve"> </w:t>
+      </w:r>
+      <w:proofErr w:type="gramStart"/>
+      <w:r>
+        <w:rPr>
+          <w:highlight w:val="yellow"/>
+          <w:lang w:val="fr-FR"/>
+        </w:rPr>
+        <w:t xml:space="preserve">au  </w:t>
+      </w:r>
+      <w:proofErr w:type="spellStart"/>
+      <w:r>
+        <w:rPr>
+          <w:highlight w:val="yellow"/>
+          <w:lang w:val="fr-FR"/>
+        </w:rPr>
+        <w:t>modeles</w:t>
+      </w:r>
+      <w:proofErr w:type="spellEnd"/>
+      <w:proofErr w:type="gramEnd"/>
+      <w:r>
+        <w:rPr>
+          <w:highlight w:val="yellow"/>
+          <w:lang w:val="fr-FR"/>
+        </w:rPr>
+        <w:t xml:space="preserve"> de se faire </w:t>
+      </w:r>
+      <w:proofErr w:type="gramStart"/>
+      <w:r>
+        <w:rPr>
+          <w:highlight w:val="yellow"/>
+          <w:lang w:val="fr-FR"/>
+        </w:rPr>
+        <w:t>une idées</w:t>
+      </w:r>
+      <w:proofErr w:type="gramEnd"/>
+      <w:r>
+        <w:rPr>
+          <w:highlight w:val="yellow"/>
+          <w:lang w:val="fr-FR"/>
+        </w:rPr>
+        <w:t xml:space="preserve"> </w:t>
+      </w:r>
+      <w:proofErr w:type="spellStart"/>
+      <w:r>
+        <w:rPr>
+          <w:highlight w:val="yellow"/>
+          <w:lang w:val="fr-FR"/>
+        </w:rPr>
+        <w:t>concraite</w:t>
+      </w:r>
+      <w:proofErr w:type="spellEnd"/>
+      <w:r>
+        <w:rPr>
+          <w:highlight w:val="yellow"/>
+          <w:lang w:val="fr-FR"/>
+        </w:rPr>
+        <w:t xml:space="preserve"> de </w:t>
+      </w:r>
+      <w:proofErr w:type="spellStart"/>
+      <w:r>
+        <w:rPr>
+          <w:highlight w:val="yellow"/>
+          <w:lang w:val="fr-FR"/>
+        </w:rPr>
+        <w:t>sont</w:t>
+      </w:r>
+      <w:proofErr w:type="spellEnd"/>
+      <w:r>
+        <w:rPr>
+          <w:highlight w:val="yellow"/>
+          <w:lang w:val="fr-FR"/>
+        </w:rPr>
+        <w:t xml:space="preserve"> environnement de trouver des </w:t>
+      </w:r>
+      <w:proofErr w:type="spellStart"/>
+      <w:r>
+        <w:rPr>
+          <w:highlight w:val="yellow"/>
+          <w:lang w:val="fr-FR"/>
+        </w:rPr>
+        <w:t>similtude</w:t>
+      </w:r>
+      <w:proofErr w:type="spellEnd"/>
+      <w:r>
+        <w:rPr>
+          <w:lang w:val="fr-FR"/>
+        </w:rPr>
+        <w:t xml:space="preserve">  </w:t>
       </w:r>
     </w:p>
     <w:p>
@@ -1367,120 +1714,9 @@
       </w:pPr>
       <w:r>
         <w:rPr>
-          <w:lang w:val="fr-FR"/>
-        </w:rPr>
-        <w:t xml:space="preserve">La fusion constitue l’un des piliers de la multimodalité. Selon </w:t>
-      </w:r>
-      <w:sdt>
-        <w:sdtPr>
-          <w:rPr>
-            <w:color w:val="000000"/>
-            <w:lang w:val="fr-FR"/>
-          </w:rPr>
-          <w:tag w:val="MENDELEY_CITATION_v3_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"/>
-          <w:id w:val="28376996"/>
-          <w:placeholder>
-            <w:docPart w:val="C10AE5FBA0C94DA2963E2A94A2B11D58"/>
-          </w:placeholder>
-        </w:sdtPr>
-        <w:sdtContent>
-          <w:proofErr w:type="spellStart"/>
-          <w:r>
-            <w:rPr>
-              <w:color w:val="000000"/>
-              <w:lang w:val="fr-FR"/>
-            </w:rPr>
-            <w:t>Jiao</w:t>
-          </w:r>
-          <w:proofErr w:type="spellEnd"/>
-          <w:r>
-            <w:rPr>
-              <w:color w:val="000000"/>
-              <w:lang w:val="fr-FR"/>
-            </w:rPr>
-            <w:t xml:space="preserve"> et al. (2024)</w:t>
-          </w:r>
-        </w:sdtContent>
-      </w:sdt>
-      <w:r>
-        <w:rPr>
-          <w:lang w:val="fr-FR"/>
-        </w:rPr>
-        <w:t xml:space="preserve"> </w:t>
-      </w:r>
-      <w:r>
-        <w:rPr>
-          <w:lang w:val="fr-FR"/>
-        </w:rPr>
-        <w:t>quatre stratégies principales peuvent être distinguées. Tout d’abord, il est possible de fusionner les données brutes</w:t>
-      </w:r>
-      <w:r>
-        <w:rPr>
-          <w:lang w:val="fr-FR"/>
-        </w:rPr>
-        <w:t xml:space="preserve">, </w:t>
-      </w:r>
-      <w:r>
-        <w:rPr>
-          <w:lang w:val="fr-FR"/>
-        </w:rPr>
-        <w:t>on parle alors d’</w:t>
-      </w:r>
-      <w:proofErr w:type="spellStart"/>
-      <w:r>
-        <w:rPr>
-          <w:lang w:val="fr-FR"/>
-        </w:rPr>
-        <w:t>early</w:t>
-      </w:r>
-      <w:proofErr w:type="spellEnd"/>
-      <w:r>
-        <w:rPr>
-          <w:lang w:val="fr-FR"/>
-        </w:rPr>
-        <w:t xml:space="preserve"> fusion. Ensuite, la fusion peut se faire au niveau des features, ce que l’on appelle la </w:t>
-      </w:r>
-      <w:proofErr w:type="spellStart"/>
-      <w:r>
-        <w:rPr>
-          <w:lang w:val="fr-FR"/>
-        </w:rPr>
-        <w:t>deep</w:t>
-      </w:r>
-      <w:proofErr w:type="spellEnd"/>
-      <w:r>
-        <w:rPr>
-          <w:lang w:val="fr-FR"/>
-        </w:rPr>
-        <w:t xml:space="preserve"> fusion. Enfin, on peut fusionner les prédictions des modèles, ce qui correspond à la </w:t>
-      </w:r>
-      <w:proofErr w:type="spellStart"/>
-      <w:r>
-        <w:rPr>
-          <w:lang w:val="fr-FR"/>
-        </w:rPr>
-        <w:t>late</w:t>
-      </w:r>
-      <w:proofErr w:type="spellEnd"/>
-      <w:r>
-        <w:rPr>
-          <w:lang w:val="fr-FR"/>
-        </w:rPr>
-        <w:t xml:space="preserve"> fusion. Dans le cas où plusieurs de ces approches sont combinées, on parle alors d’</w:t>
-      </w:r>
-      <w:proofErr w:type="spellStart"/>
-      <w:r>
-        <w:rPr>
-          <w:lang w:val="fr-FR"/>
-        </w:rPr>
-        <w:t>hybrid</w:t>
-      </w:r>
-      <w:proofErr w:type="spellEnd"/>
-      <w:r>
-        <w:rPr>
-          <w:lang w:val="fr-FR"/>
-        </w:rPr>
-        <w:t xml:space="preserve"> fusion.</w:t>
+          <w:lang w:val="fr-FR" w:eastAsia="es-AR"/>
+        </w:rPr>
+        <w:br/>
       </w:r>
     </w:p>
     <w:p>
@@ -1489,84 +1725,6 @@
           <w:lang w:val="fr-FR"/>
         </w:rPr>
       </w:pPr>
-      <w:r>
-        <w:rPr>
-          <w:lang w:val="fr-FR"/>
-        </w:rPr>
-        <w:lastRenderedPageBreak/>
-        <w:t>Comme le rappellent</w:t>
-      </w:r>
-      <w:r>
-        <w:rPr>
-          <w:lang w:val="fr-FR"/>
-        </w:rPr>
-        <w:t xml:space="preserve"> </w:t>
-      </w:r>
-      <w:sdt>
-        <w:sdtPr>
-          <w:rPr>
-            <w:color w:val="000000"/>
-            <w:lang w:val="fr-FR"/>
-          </w:rPr>
-          <w:tag w:val="MENDELEY_CITATION_v3_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"/>
-          <w:id w:val="980581813"/>
-          <w:placeholder>
-            <w:docPart w:val="C10AE5FBA0C94DA2963E2A94A2B11D58"/>
-          </w:placeholder>
-        </w:sdtPr>
-        <w:sdtContent>
-          <w:proofErr w:type="spellStart"/>
-          <w:r>
-            <w:rPr>
-              <w:color w:val="000000"/>
-              <w:lang w:val="fr-FR"/>
-            </w:rPr>
-            <w:t>Jiao</w:t>
-          </w:r>
-          <w:proofErr w:type="spellEnd"/>
-          <w:r>
-            <w:rPr>
-              <w:color w:val="000000"/>
-              <w:lang w:val="fr-FR"/>
-            </w:rPr>
-            <w:t xml:space="preserve"> et al. (2024)</w:t>
-          </w:r>
-        </w:sdtContent>
-      </w:sdt>
-      <w:r>
-        <w:rPr>
-          <w:lang w:val="fr-FR"/>
-        </w:rPr>
-        <w:t>, chaque approche présente des avantages et des inconvénients, l’</w:t>
-      </w:r>
-      <w:proofErr w:type="spellStart"/>
-      <w:r>
-        <w:rPr>
-          <w:lang w:val="fr-FR"/>
-        </w:rPr>
-        <w:t>early</w:t>
-      </w:r>
-      <w:proofErr w:type="spellEnd"/>
-      <w:r>
-        <w:rPr>
-          <w:lang w:val="fr-FR"/>
-        </w:rPr>
-        <w:t xml:space="preserve"> fusion préserve la richesse mais augmente la dimensionnalité, tandis que la </w:t>
-      </w:r>
-      <w:proofErr w:type="spellStart"/>
-      <w:r>
-        <w:rPr>
-          <w:lang w:val="fr-FR"/>
-        </w:rPr>
-        <w:t>late</w:t>
-      </w:r>
-      <w:proofErr w:type="spellEnd"/>
-      <w:r>
-        <w:rPr>
-          <w:lang w:val="fr-FR"/>
-        </w:rPr>
-        <w:t xml:space="preserve"> fusion est plus robuste mais dépend de la qualité des décisions unimodales.</w:t>
-      </w:r>
     </w:p>
     <w:p>
       <w:pPr>
@@ -1574,598 +1732,6 @@
           <w:lang w:val="fr-FR"/>
         </w:rPr>
       </w:pPr>
-      <w:r>
-        <w:rPr>
-          <w:lang w:val="fr-FR"/>
-        </w:rPr>
-        <w:t>Les modèles récents utilisent des architectures CNN pour capter des dépendances locales car elle est robuste et peu coûteuse, et des Transformers pour modéliser des relations globales grâce à l’attention, au prix d’un coût computationnel élevé</w:t>
-      </w:r>
-      <w:r>
-        <w:rPr>
-          <w:lang w:val="fr-FR"/>
-        </w:rPr>
-        <w:t xml:space="preserve">. </w:t>
-      </w:r>
-    </w:p>
-    <w:p>
-      <w:pPr>
-        <w:pStyle w:val="Titre2"/>
-        <w:rPr>
-          <w:lang w:val="fr-FR"/>
-        </w:rPr>
-      </w:pPr>
-      <w:r>
-        <w:rPr>
-          <w:lang w:val="fr-FR"/>
-        </w:rPr>
-        <w:t xml:space="preserve">3.3 Le </w:t>
-      </w:r>
-      <w:proofErr w:type="spellStart"/>
-      <w:r>
-        <w:rPr>
-          <w:lang w:val="fr-FR"/>
-        </w:rPr>
-        <w:t>co-learning</w:t>
-      </w:r>
-      <w:proofErr w:type="spellEnd"/>
-    </w:p>
-    <w:p>
-      <w:pPr>
-        <w:rPr>
-          <w:lang w:val="fr-FR"/>
-        </w:rPr>
-      </w:pPr>
-      <w:r>
-        <w:rPr>
-          <w:lang w:val="fr-FR"/>
-        </w:rPr>
-        <w:t xml:space="preserve">Le </w:t>
-      </w:r>
-      <w:proofErr w:type="spellStart"/>
-      <w:r>
-        <w:rPr>
-          <w:lang w:val="fr-FR"/>
-        </w:rPr>
-        <w:t>co-learning</w:t>
-      </w:r>
-      <w:proofErr w:type="spellEnd"/>
-      <w:r>
-        <w:rPr>
-          <w:lang w:val="fr-FR"/>
-        </w:rPr>
-        <w:t xml:space="preserve"> permet à une modalité riche de renforcer l’apprentissage d’une modalité plus pauvre ou bruitée. Cette idée, héritée du </w:t>
-      </w:r>
-      <w:proofErr w:type="spellStart"/>
-      <w:r>
-        <w:rPr>
-          <w:i/>
-          <w:iCs/>
-          <w:lang w:val="fr-FR"/>
-        </w:rPr>
-        <w:t>co</w:t>
-      </w:r>
-      <w:proofErr w:type="spellEnd"/>
-      <w:r>
-        <w:rPr>
-          <w:i/>
-          <w:iCs/>
-          <w:lang w:val="fr-FR"/>
-        </w:rPr>
-        <w:t>-training</w:t>
-      </w:r>
-      <w:r>
-        <w:rPr>
-          <w:lang w:val="fr-FR"/>
-        </w:rPr>
-        <w:t xml:space="preserve"> et des approches </w:t>
-      </w:r>
-      <w:proofErr w:type="spellStart"/>
-      <w:r>
-        <w:rPr>
-          <w:i/>
-          <w:iCs/>
-          <w:lang w:val="fr-FR"/>
-        </w:rPr>
-        <w:t>teacher</w:t>
-      </w:r>
-      <w:proofErr w:type="spellEnd"/>
-      <w:r>
-        <w:rPr>
-          <w:i/>
-          <w:iCs/>
-          <w:lang w:val="fr-FR"/>
-        </w:rPr>
-        <w:t>–</w:t>
-      </w:r>
-      <w:proofErr w:type="spellStart"/>
-      <w:r>
-        <w:rPr>
-          <w:i/>
-          <w:iCs/>
-          <w:lang w:val="fr-FR"/>
-        </w:rPr>
-        <w:t>student</w:t>
-      </w:r>
-      <w:proofErr w:type="spellEnd"/>
-      <w:r>
-        <w:rPr>
-          <w:lang w:val="fr-FR"/>
-        </w:rPr>
-        <w:t xml:space="preserve">, est particulièrement utile dans des contextes où certaines données sont manquantes ou incomplètes. D’après </w:t>
-      </w:r>
-      <w:sdt>
-        <w:sdtPr>
-          <w:rPr>
-            <w:color w:val="000000"/>
-            <w:lang w:val="fr-FR"/>
-          </w:rPr>
-          <w:tag w:val="MENDELEY_CITATION_v3_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"/>
-          <w:id w:val="555827150"/>
-          <w:placeholder>
-            <w:docPart w:val="C10AE5FBA0C94DA2963E2A94A2B11D58"/>
-          </w:placeholder>
-        </w:sdtPr>
-        <w:sdtContent>
-          <w:proofErr w:type="spellStart"/>
-          <w:r>
-            <w:rPr>
-              <w:color w:val="000000"/>
-              <w:lang w:val="fr-FR"/>
-            </w:rPr>
-            <w:t>Rahate</w:t>
-          </w:r>
-          <w:proofErr w:type="spellEnd"/>
-          <w:r>
-            <w:rPr>
-              <w:color w:val="000000"/>
-              <w:lang w:val="fr-FR"/>
-            </w:rPr>
-            <w:t xml:space="preserve"> et al. (2022)</w:t>
-          </w:r>
-        </w:sdtContent>
-      </w:sdt>
-      <w:r>
-        <w:rPr>
-          <w:lang w:val="fr-FR"/>
-        </w:rPr>
-        <w:t>,</w:t>
-      </w:r>
-      <w:r>
-        <w:rPr>
-          <w:lang w:val="fr-FR"/>
-        </w:rPr>
-        <w:t xml:space="preserve">le </w:t>
-      </w:r>
-      <w:proofErr w:type="spellStart"/>
-      <w:r>
-        <w:rPr>
-          <w:lang w:val="fr-FR"/>
-        </w:rPr>
-        <w:t>co-learning</w:t>
-      </w:r>
-      <w:proofErr w:type="spellEnd"/>
-      <w:r>
-        <w:rPr>
-          <w:lang w:val="fr-FR"/>
-        </w:rPr>
-        <w:t xml:space="preserve"> repose sur des mécanismes d’attention croisée et d’apprentissage contrastif, qui facilitent le transfert de connaissance entre modalités.</w:t>
-      </w:r>
-    </w:p>
-    <w:p>
-      <w:pPr>
-        <w:rPr>
-          <w:lang w:val="fr-FR"/>
-        </w:rPr>
-      </w:pPr>
-      <w:r>
-        <w:rPr>
-          <w:lang w:val="fr-FR"/>
-        </w:rPr>
-        <w:t xml:space="preserve">Comme le rappellent les auteurs, un modèle entraîné en multimodalité mais testé sur une seule modalité surpasse souvent un modèle purement unimodal. Cela confirme que le </w:t>
-      </w:r>
-      <w:proofErr w:type="spellStart"/>
-      <w:r>
-        <w:rPr>
-          <w:lang w:val="fr-FR"/>
-        </w:rPr>
-        <w:t>co-learning</w:t>
-      </w:r>
-      <w:proofErr w:type="spellEnd"/>
-      <w:r>
-        <w:rPr>
-          <w:lang w:val="fr-FR"/>
-        </w:rPr>
-        <w:t xml:space="preserve"> améliore non seulement les performances globales, mais aussi la robustesse et la généralisation dans des environnements réels où toutes les modalités ne sont pas toujours disponibles.</w:t>
-      </w:r>
-    </w:p>
-    <w:p>
-      <w:pPr>
-        <w:pStyle w:val="Titre2"/>
-        <w:rPr>
-          <w:lang w:val="fr-FR"/>
-        </w:rPr>
-      </w:pPr>
-      <w:r>
-        <w:rPr>
-          <w:lang w:val="fr-FR"/>
-        </w:rPr>
-        <w:t>3.4 Exemples de modèles multimodaux utilisés</w:t>
-      </w:r>
-    </w:p>
-    <w:p>
-      <w:pPr>
-        <w:rPr>
-          <w:lang w:val="fr-FR"/>
-        </w:rPr>
-      </w:pPr>
-      <w:r>
-        <w:rPr>
-          <w:lang w:val="fr-FR"/>
-        </w:rPr>
-        <w:t xml:space="preserve">Au cours des dernières années, plusieurs modèles multimodaux de grande ampleur ont marqué une avancée significative dans la recherche et les applications pratiques. Parmi eux, </w:t>
-      </w:r>
-      <w:r>
-        <w:rPr>
-          <w:b/>
-          <w:bCs/>
-          <w:lang w:val="fr-FR"/>
-        </w:rPr>
-        <w:t>CLIP</w:t>
-      </w:r>
-      <w:r>
-        <w:rPr>
-          <w:lang w:val="fr-FR"/>
-        </w:rPr>
-        <w:t xml:space="preserve"> </w:t>
-      </w:r>
-      <w:r>
-        <w:rPr>
-          <w:lang w:val="fr-FR"/>
-        </w:rPr>
-        <w:t xml:space="preserve">ou </w:t>
-      </w:r>
-      <w:r>
-        <w:rPr>
-          <w:lang w:val="fr-FR"/>
-        </w:rPr>
-        <w:t xml:space="preserve">Contrastive </w:t>
-      </w:r>
-      <w:proofErr w:type="spellStart"/>
-      <w:r>
-        <w:rPr>
-          <w:lang w:val="fr-FR"/>
-        </w:rPr>
-        <w:t>Language</w:t>
-      </w:r>
-      <w:proofErr w:type="spellEnd"/>
-      <w:r>
-        <w:rPr>
-          <w:lang w:val="fr-FR"/>
-        </w:rPr>
-        <w:t xml:space="preserve">–Image </w:t>
-      </w:r>
-      <w:proofErr w:type="spellStart"/>
-      <w:r>
-        <w:rPr>
-          <w:lang w:val="fr-FR"/>
-        </w:rPr>
-        <w:t>Pretraining</w:t>
-      </w:r>
-      <w:proofErr w:type="spellEnd"/>
-      <w:r>
-        <w:rPr>
-          <w:lang w:val="fr-FR"/>
-        </w:rPr>
-        <w:t xml:space="preserve">, </w:t>
-      </w:r>
-      <w:r>
-        <w:rPr>
-          <w:lang w:val="fr-FR"/>
-        </w:rPr>
-        <w:t>(</w:t>
-      </w:r>
-      <w:proofErr w:type="spellStart"/>
-      <w:r>
-        <w:rPr>
-          <w:lang w:val="fr-FR"/>
-        </w:rPr>
-        <w:t>OpenAI</w:t>
-      </w:r>
-      <w:proofErr w:type="spellEnd"/>
-      <w:r>
-        <w:rPr>
-          <w:lang w:val="fr-FR"/>
-        </w:rPr>
-        <w:t>, 2021) aligne les images et les textes dans le même espace grâce à l’apprentissage contrastif. CLIP a démontré une grande efficacité pour des tâches variées comme la recherche cross-modale ou la classification d’images sans entraînement spécifique, confirmant la pertinence des représentations communes texte/image.</w:t>
-      </w:r>
-    </w:p>
-    <w:p>
-      <w:pPr>
-        <w:rPr>
-          <w:lang w:val="fr-FR"/>
-        </w:rPr>
-      </w:pPr>
-      <w:r>
-        <w:rPr>
-          <w:lang w:val="fr-FR"/>
-        </w:rPr>
-        <w:t xml:space="preserve">Un autre exemple est </w:t>
-      </w:r>
-      <w:proofErr w:type="spellStart"/>
-      <w:r>
-        <w:rPr>
-          <w:b/>
-          <w:bCs/>
-          <w:lang w:val="fr-FR"/>
-        </w:rPr>
-        <w:t>Flamingo</w:t>
-      </w:r>
-      <w:proofErr w:type="spellEnd"/>
-      <w:r>
-        <w:rPr>
-          <w:lang w:val="fr-FR"/>
-        </w:rPr>
-        <w:t xml:space="preserve"> de DeepMind crée en 2022, qui intègre des images et du texte dans un grand modèle de langage via des mécanismes d’attention spécialisés. Il a été conçu pour fonctionner en </w:t>
-      </w:r>
-      <w:r>
-        <w:rPr>
-          <w:i/>
-          <w:iCs/>
-          <w:lang w:val="fr-FR"/>
-        </w:rPr>
-        <w:t xml:space="preserve">few-shot </w:t>
-      </w:r>
-      <w:proofErr w:type="spellStart"/>
-      <w:r>
-        <w:rPr>
-          <w:i/>
-          <w:iCs/>
-          <w:lang w:val="fr-FR"/>
-        </w:rPr>
-        <w:t>learning</w:t>
-      </w:r>
-      <w:proofErr w:type="spellEnd"/>
-      <w:r>
-        <w:rPr>
-          <w:lang w:val="fr-FR"/>
-        </w:rPr>
-        <w:t>, c’est-à-dire avec très peu d’exemples d’entraînement, tout en obtenant des résultats compétitifs sur des tâches de vision–langage complexes.</w:t>
-      </w:r>
-    </w:p>
-    <w:p>
-      <w:pPr>
-        <w:rPr>
-          <w:lang w:val="fr-FR"/>
-        </w:rPr>
-      </w:pPr>
-      <w:r>
-        <w:rPr>
-          <w:lang w:val="fr-FR"/>
-        </w:rPr>
-        <w:t xml:space="preserve">De même, </w:t>
-      </w:r>
-      <w:r>
-        <w:rPr>
-          <w:b/>
-          <w:bCs/>
-          <w:lang w:val="fr-FR"/>
-        </w:rPr>
-        <w:t>Kosmos-2</w:t>
-      </w:r>
-      <w:r>
-        <w:rPr>
-          <w:lang w:val="fr-FR"/>
-        </w:rPr>
-        <w:t xml:space="preserve"> </w:t>
-      </w:r>
-      <w:r>
-        <w:rPr>
-          <w:lang w:val="fr-FR"/>
-        </w:rPr>
-        <w:t xml:space="preserve">crée par </w:t>
-      </w:r>
-      <w:r>
-        <w:rPr>
-          <w:lang w:val="fr-FR"/>
-        </w:rPr>
-        <w:t>Microsoft</w:t>
-      </w:r>
-      <w:r>
-        <w:rPr>
-          <w:lang w:val="fr-FR"/>
-        </w:rPr>
-        <w:t xml:space="preserve"> en </w:t>
-      </w:r>
-      <w:r>
-        <w:rPr>
-          <w:lang w:val="fr-FR"/>
-        </w:rPr>
-        <w:t xml:space="preserve">2023 illustre l’évolution vers des modèles dits « </w:t>
-      </w:r>
-      <w:r>
-        <w:rPr>
-          <w:i/>
-          <w:iCs/>
-          <w:lang w:val="fr-FR"/>
-        </w:rPr>
-        <w:t xml:space="preserve">Multimodal Large </w:t>
-      </w:r>
-      <w:proofErr w:type="spellStart"/>
-      <w:r>
-        <w:rPr>
-          <w:i/>
-          <w:iCs/>
-          <w:lang w:val="fr-FR"/>
-        </w:rPr>
-        <w:t>Language</w:t>
-      </w:r>
-      <w:proofErr w:type="spellEnd"/>
-      <w:r>
-        <w:rPr>
-          <w:i/>
-          <w:iCs/>
-          <w:lang w:val="fr-FR"/>
-        </w:rPr>
-        <w:t xml:space="preserve"> Models</w:t>
-      </w:r>
-      <w:r>
-        <w:rPr>
-          <w:lang w:val="fr-FR"/>
-        </w:rPr>
-        <w:t xml:space="preserve"> » ou MM-</w:t>
-      </w:r>
-      <w:proofErr w:type="spellStart"/>
-      <w:r>
-        <w:rPr>
-          <w:lang w:val="fr-FR"/>
-        </w:rPr>
-        <w:t>LLMs</w:t>
-      </w:r>
-      <w:proofErr w:type="spellEnd"/>
-      <w:r>
-        <w:rPr>
-          <w:lang w:val="fr-FR"/>
-        </w:rPr>
-        <w:t>. Ce modèle associe vision et langage en introduisant la capacité de comprendre les images de manière fine, notamment en produisant des descriptions d’objets ou en répondant à des questions visuelles. Ces modèles illustrent une tendance plus générale, enrichir les grands modèles de langage classiques par des modalités additionnelles afin de renforcer leurs capacités de raisonnement et de perception.</w:t>
-      </w:r>
-    </w:p>
-    <w:p>
-      <w:pPr>
-        <w:rPr>
-          <w:lang w:val="fr-FR"/>
-        </w:rPr>
-      </w:pPr>
-      <w:r>
-        <w:rPr>
-          <w:lang w:val="fr-FR"/>
-        </w:rPr>
-        <w:t xml:space="preserve">Ces modèles multimodaux ouvrent de nouvelles perspectives dans des domaines variés, allant de la santé avec la fusion d’images médicales et de dossiers cliniques, à la conduite autonome en utilisant la fusion caméra et </w:t>
-      </w:r>
-      <w:proofErr w:type="spellStart"/>
-      <w:r>
-        <w:rPr>
-          <w:lang w:val="fr-FR"/>
-        </w:rPr>
-        <w:t>LiDAR</w:t>
-      </w:r>
-      <w:proofErr w:type="spellEnd"/>
-      <w:r>
-        <w:rPr>
-          <w:lang w:val="fr-FR"/>
-        </w:rPr>
-        <w:t>, en passant par l’ingénierie et l’exploitation de documents techniques.</w:t>
-      </w:r>
-    </w:p>
-    <w:p>
-      <w:pPr>
-        <w:pStyle w:val="Titre2"/>
-        <w:rPr>
-          <w:lang w:val="fr-FR"/>
-        </w:rPr>
-      </w:pPr>
-      <w:r>
-        <w:rPr>
-          <w:lang w:val="fr-FR"/>
-        </w:rPr>
-        <w:lastRenderedPageBreak/>
-        <w:t>3.5 Limites actuelles des modèles multimodaux</w:t>
-      </w:r>
-    </w:p>
-    <w:p>
-      <w:pPr>
-        <w:rPr>
-          <w:lang w:val="fr-FR"/>
-        </w:rPr>
-      </w:pPr>
-      <w:r>
-        <w:rPr>
-          <w:lang w:val="fr-FR"/>
-        </w:rPr>
-        <w:t xml:space="preserve">Malgré ces avancées, les modèles multimodaux rencontrent encore plusieurs limites majeures. La première concerne la scalabilité, les modèles multimodaux nécessitent souvent d’énormes volumes de données annotées et une puissance de calcul très élevée. Comme le souligne </w:t>
-      </w:r>
-      <w:sdt>
-        <w:sdtPr>
-          <w:rPr>
-            <w:color w:val="000000"/>
-            <w:lang w:val="fr-FR"/>
-          </w:rPr>
-          <w:tag w:val="MENDELEY_CITATION_v3_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"/>
-          <w:id w:val="-265621158"/>
-          <w:placeholder>
-            <w:docPart w:val="C10AE5FBA0C94DA2963E2A94A2B11D58"/>
-          </w:placeholder>
-        </w:sdtPr>
-        <w:sdtContent>
-          <w:proofErr w:type="spellStart"/>
-          <w:r>
-            <w:rPr>
-              <w:color w:val="000000"/>
-              <w:lang w:val="fr-FR"/>
-            </w:rPr>
-            <w:t>Jiao</w:t>
-          </w:r>
-          <w:proofErr w:type="spellEnd"/>
-          <w:r>
-            <w:rPr>
-              <w:color w:val="000000"/>
-              <w:lang w:val="fr-FR"/>
-            </w:rPr>
-            <w:t xml:space="preserve"> et al. (2024)</w:t>
-          </w:r>
-        </w:sdtContent>
-      </w:sdt>
-      <w:r>
-        <w:rPr>
-          <w:color w:val="000000"/>
-          <w:lang w:val="fr-FR"/>
-        </w:rPr>
-        <w:t xml:space="preserve"> </w:t>
-      </w:r>
-      <w:r>
-        <w:rPr>
-          <w:lang w:val="fr-FR"/>
-        </w:rPr>
-        <w:t>l’augmentation du nombre de modalités entraîne une explosion de la dimension des caractéristiques, ce qui accroît la complexité du calcul et le temps d’inférence.</w:t>
-      </w:r>
-    </w:p>
-    <w:p>
-      <w:pPr>
-        <w:rPr>
-          <w:lang w:val="fr-FR"/>
-        </w:rPr>
-      </w:pPr>
-      <w:r>
-        <w:rPr>
-          <w:lang w:val="fr-FR"/>
-        </w:rPr>
-        <w:t>Une deuxième limite est liée à l’interprétabilité. Les mécanismes de fusion, notamment dans les architectures basées sur les Transformers, intègrent des interactions complexes entre modalités. Comprendre précisément quelles modalités contribuent à la décision reste difficile, ce qui limite l’explicabilité de ces modèles, en particulier dans des domaines critiques comme la médecine ou l’ingénierie.</w:t>
-      </w:r>
-    </w:p>
-    <w:p>
-      <w:pPr>
-        <w:rPr>
-          <w:lang w:val="fr-FR"/>
-        </w:rPr>
-      </w:pPr>
-      <w:r>
-        <w:rPr>
-          <w:lang w:val="fr-FR"/>
-        </w:rPr>
-        <w:t>Enfin, la gestion du bruit et de la qualité des données constitue un autre défi. Comme le rappellent les travaux sur la fusion, une mauvaise combinaison de modalités peut introduire davantage de bruit et dégrader les performances finales au lieu de les améliorer. Les modalités ne sont pas toujours disponibles au même moment ce qui pose des problèmes de synchronisation ou présentent des niveaux de qualité hétérogènes, ce qui complique la robustesse des modèles.</w:t>
-      </w:r>
-    </w:p>
-    <w:p>
-      <w:pPr>
-        <w:rPr>
-          <w:lang w:val="fr-FR"/>
-        </w:rPr>
-      </w:pPr>
-      <w:r>
-        <w:rPr>
-          <w:lang w:val="fr-FR"/>
-        </w:rPr>
-        <w:t>En résumé, les modèles multimodaux actuels démontrent des performances impressionnantes mais doivent encore progresser pour devenir pleinement scalables, interprétables et capables de gérer des données imparfaites dans des environnements réels.</w:t>
-      </w:r>
     </w:p>
     <w:p>
       <w:pPr>
@@ -4092,18 +3658,19 @@
     <w:uiPriority w:val="9"/>
     <w:unhideWhenUsed/>
     <w:qFormat/>
-    <w:rsid w:val="00CB79EC"/>
+    <w:rsid w:val="008B1C39"/>
     <w:pPr>
       <w:keepNext/>
       <w:keepLines/>
       <w:spacing w:before="160" w:after="80"/>
+      <w:jc w:val="left"/>
       <w:outlineLvl w:val="2"/>
     </w:pPr>
     <w:rPr>
       <w:rFonts w:eastAsiaTheme="majorEastAsia" w:cstheme="majorBidi"/>
-      <w:color w:val="0F4761" w:themeColor="accent1" w:themeShade="BF"/>
-      <w:sz w:val="28"/>
+      <w:color w:val="000000" w:themeColor="text1"/>
       <w:szCs w:val="28"/>
+      <w:u w:val="single"/>
     </w:rPr>
   </w:style>
   <w:style w:type="paragraph" w:styleId="Titre4">
@@ -4300,12 +3867,12 @@
     <w:basedOn w:val="Policepardfaut"/>
     <w:link w:val="Titre3"/>
     <w:uiPriority w:val="9"/>
-    <w:rsid w:val="00CB79EC"/>
+    <w:rsid w:val="008B1C39"/>
     <w:rPr>
-      <w:rFonts w:eastAsiaTheme="majorEastAsia" w:cstheme="majorBidi"/>
-      <w:color w:val="0F4761" w:themeColor="accent1" w:themeShade="BF"/>
-      <w:sz w:val="28"/>
+      <w:rFonts w:ascii="Times New Roman" w:eastAsiaTheme="majorEastAsia" w:hAnsi="Times New Roman" w:cstheme="majorBidi"/>
+      <w:color w:val="000000" w:themeColor="text1"/>
       <w:szCs w:val="28"/>
+      <w:u w:val="single"/>
     </w:rPr>
   </w:style>
   <w:style w:type="character" w:customStyle="1" w:styleId="Titre4Car">
@@ -4642,35 +4209,6 @@
   <w:docParts>
     <w:docPart>
       <w:docPartPr>
-        <w:name w:val="C10AE5FBA0C94DA2963E2A94A2B11D58"/>
-        <w:category>
-          <w:name w:val="Général"/>
-          <w:gallery w:val="placeholder"/>
-        </w:category>
-        <w:types>
-          <w:type w:val="bbPlcHdr"/>
-        </w:types>
-        <w:behaviors>
-          <w:behavior w:val="content"/>
-        </w:behaviors>
-        <w:guid w:val="{9232C39F-72BE-4685-A68B-423CA8C4EE47}"/>
-      </w:docPartPr>
-      <w:docPartBody>
-        <w:p>
-          <w:pPr>
-            <w:pStyle w:val="C10AE5FBA0C94DA2963E2A94A2B11D58"/>
-          </w:pPr>
-          <w:r>
-            <w:rPr>
-              <w:rStyle w:val="Textedelespacerserv"/>
-            </w:rPr>
-            <w:t>Cliquez ou appuyez ici pour entrer du texte.</w:t>
-          </w:r>
-        </w:p>
-      </w:docPartBody>
-    </w:docPart>
-    <w:docPart>
-      <w:docPartPr>
         <w:name w:val="8BA8C1FC73DD4287B0C44FE64BB4C2F7"/>
         <w:category>
           <w:name w:val="Général"/>
@@ -4688,6 +4226,35 @@
         <w:p>
           <w:pPr>
             <w:pStyle w:val="8BA8C1FC73DD4287B0C44FE64BB4C2F7"/>
+          </w:pPr>
+          <w:r>
+            <w:rPr>
+              <w:rStyle w:val="Textedelespacerserv"/>
+            </w:rPr>
+            <w:t>Cliquez ou appuyez ici pour entrer du texte.</w:t>
+          </w:r>
+        </w:p>
+      </w:docPartBody>
+    </w:docPart>
+    <w:docPart>
+      <w:docPartPr>
+        <w:name w:val="9BE696A8BCA9433FA6D52A470672E2D5"/>
+        <w:category>
+          <w:name w:val="Général"/>
+          <w:gallery w:val="placeholder"/>
+        </w:category>
+        <w:types>
+          <w:type w:val="bbPlcHdr"/>
+        </w:types>
+        <w:behaviors>
+          <w:behavior w:val="content"/>
+        </w:behaviors>
+        <w:guid w:val="{EA91542A-1458-446F-A19B-39C43692CC73}"/>
+      </w:docPartPr>
+      <w:docPartBody>
+        <w:p>
+          <w:pPr>
+            <w:pStyle w:val="9BE696A8BCA9433FA6D52A470672E2D5"/>
           </w:pPr>
           <w:r>
             <w:rPr>
@@ -4764,7 +4331,10 @@
   </w:compat>
   <w:rsids>
     <w:rsidRoot w:val="009970E5"/>
+    <w:rsid w:val="001D41EE"/>
     <w:rsid w:val="002D297A"/>
+    <w:rsid w:val="00623FBC"/>
+    <w:rsid w:val="00876736"/>
     <w:rsid w:val="009970E5"/>
     <w:rsid w:val="00FA1F3F"/>
   </w:rsids>
@@ -5222,7 +4792,7 @@
     <w:basedOn w:val="Policepardfaut"/>
     <w:uiPriority w:val="99"/>
     <w:semiHidden/>
-    <w:rsid w:val="009970E5"/>
+    <w:rsid w:val="00623FBC"/>
     <w:rPr>
       <w:color w:val="666666"/>
     </w:rPr>
@@ -5234,6 +4804,10 @@
   <w:style w:type="paragraph" w:customStyle="1" w:styleId="8BA8C1FC73DD4287B0C44FE64BB4C2F7">
     <w:name w:val="8BA8C1FC73DD4287B0C44FE64BB4C2F7"/>
     <w:rsid w:val="009970E5"/>
+  </w:style>
+  <w:style w:type="paragraph" w:customStyle="1" w:styleId="9BE696A8BCA9433FA6D52A470672E2D5">
+    <w:name w:val="9BE696A8BCA9433FA6D52A470672E2D5"/>
+    <w:rsid w:val="00623FBC"/>
   </w:style>
 </w:styles>
 </file>
@@ -5558,4 +5132,36 @@
     </a:ext>
   </a:extLst>
 </a:theme>
+</file>
+
+<file path=word/webextensions/taskpanes.xml><?xml version="1.0" encoding="utf-8"?>
+<wetp:taskpanes xmlns:wetp="http://schemas.microsoft.com/office/webextensions/taskpanes/2010/11">
+  <wetp:taskpane dockstate="right" visibility="0" width="525" row="0">
+    <wetp:webextensionref xmlns:r="http://schemas.openxmlformats.org/officeDocument/2006/relationships" r:id="rId1"/>
+  </wetp:taskpane>
+</wetp:taskpanes>
+</file>
+
+<file path=word/webextensions/webextension1.xml><?xml version="1.0" encoding="utf-8"?>
+<we:webextension xmlns:we="http://schemas.microsoft.com/office/webextensions/webextension/2010/11" id="{DCA22E36-C455-4A24-8AB7-7A5BA7DA6BAB}">
+  <we:reference id="f78a3046-9e99-4300-aa2b-5814002b01a2" version="1.55.1.0" store="EXCatalog" storeType="EXCatalog"/>
+  <we:alternateReferences>
+    <we:reference id="WA104382081" version="1.55.1.0" store="fr-FR" storeType="OMEX"/>
+  </we:alternateReferences>
+  <we:properties/>
+  <we:bindings/>
+  <we:snapshot xmlns:r="http://schemas.openxmlformats.org/officeDocument/2006/relationships"/>
+</we:webextension>
+</file>
+
+<file path=customXml/item1.xml><?xml version="1.0" encoding="utf-8"?>
+<b:Sources xmlns:b="http://schemas.openxmlformats.org/officeDocument/2006/bibliography" xmlns="http://schemas.openxmlformats.org/officeDocument/2006/bibliography" SelectedStyle="\APASixthEditionOfficeOnline.xsl" StyleName="APA" Version="6"/>
+</file>
+
+<file path=customXml/itemProps1.xml><?xml version="1.0" encoding="utf-8"?>
+<ds:datastoreItem xmlns:ds="http://schemas.openxmlformats.org/officeDocument/2006/customXml" ds:itemID="{08E3CF02-EB32-44CA-84C6-824C9CF4F4E0}">
+  <ds:schemaRefs>
+    <ds:schemaRef ds:uri="http://schemas.openxmlformats.org/officeDocument/2006/bibliography"/>
+  </ds:schemaRefs>
+</ds:datastoreItem>
 </file>